--- a/seed/sample-documents/06-通勤経路申出書.docx
+++ b/seed/sample-documents/06-通勤経路申出書.docx
@@ -416,7 +416,7 @@
       </w:tr>
       <w:tr>
         <w:trPr>
-          <w:trHeight w:val="511"/>
+          <w:trHeight w:val="644"/>
         </w:trPr>
         <w:tc>
           <w:tcPr>
@@ -451,17 +451,11 @@
             <w:pPr>
               <w:jc w:val="center"/>
               <w:rPr>
-                <w:sz w:val="20"/>
-                <w:szCs w:val="20"/>
-              </w:rPr>
-            </w:pPr>
-            <w:r>
-              <w:rPr>
-                <w:sz w:val="20"/>
-                <w:szCs w:val="20"/>
-              </w:rPr>
-              <w:t>～</w:t>
-            </w:r>
+                <w:rFonts w:hint="eastAsia"/>
+                <w:sz w:val="20"/>
+                <w:szCs w:val="20"/>
+              </w:rPr>
+            </w:pPr>
           </w:p>
         </w:tc>
         <w:tc>
@@ -497,7 +491,7 @@
       </w:tr>
       <w:tr>
         <w:trPr>
-          <w:trHeight w:val="315"/>
+          <w:trHeight w:val="696"/>
         </w:trPr>
         <w:tc>
           <w:tcPr>
@@ -532,17 +526,11 @@
             <w:pPr>
               <w:jc w:val="center"/>
               <w:rPr>
-                <w:sz w:val="20"/>
-                <w:szCs w:val="20"/>
-              </w:rPr>
-            </w:pPr>
-            <w:r>
-              <w:rPr>
-                <w:sz w:val="20"/>
-                <w:szCs w:val="20"/>
-              </w:rPr>
-              <w:t>～</w:t>
-            </w:r>
+                <w:rFonts w:hint="eastAsia"/>
+                <w:sz w:val="20"/>
+                <w:szCs w:val="20"/>
+              </w:rPr>
+            </w:pPr>
           </w:p>
         </w:tc>
         <w:tc>
